--- a/Temp 2/Journey starts from here in UAM.docx
+++ b/Temp 2/Journey starts from here in UAM.docx
@@ -4,6 +4,505 @@
   <w:body>
     <w:p>
       <w:r>
+        <w:rPr>
+          <w:b/>
+          <w:bCs/>
+        </w:rPr>
+        <w:t>Feature vs Modules - what is the difference? why are each needed?</w:t>
+      </w:r>
+    </w:p>
+    <w:p>
+      <w:r>
+        <w:t> </w:t>
+      </w:r>
+    </w:p>
+    <w:p>
+      <w:r>
+        <w:t> </w:t>
+      </w:r>
+    </w:p>
+    <w:p>
+      <w:r>
+        <w:t xml:space="preserve">A </w:t>
+      </w:r>
+      <w:r>
+        <w:rPr>
+          <w:b/>
+          <w:bCs/>
+        </w:rPr>
+        <w:t>Module</w:t>
+      </w:r>
+      <w:r>
+        <w:t xml:space="preserve"> is a logical functional area within a software platform that supports a specific job to be done for a user. Modules represent reusable business capabilities that can be implemented consistently across one or more systems, products, or channels. A module defines </w:t>
+      </w:r>
+      <w:r>
+        <w:rPr>
+          <w:i/>
+          <w:iCs/>
+        </w:rPr>
+        <w:t>what business outcome is being achieved</w:t>
+      </w:r>
+      <w:r>
+        <w:t>, independent of how it is implemented.</w:t>
+      </w:r>
+    </w:p>
+    <w:p>
+      <w:r>
+        <w:rPr>
+          <w:b/>
+          <w:bCs/>
+        </w:rPr>
+        <w:t>Characteristics</w:t>
+      </w:r>
+    </w:p>
+    <w:p>
+      <w:pPr>
+        <w:numPr>
+          <w:ilvl w:val="0"/>
+          <w:numId w:val="1"/>
+        </w:numPr>
+      </w:pPr>
+      <w:r>
+        <w:t>Business-oriented and technology-agnostic</w:t>
+      </w:r>
+    </w:p>
+    <w:p>
+      <w:pPr>
+        <w:numPr>
+          <w:ilvl w:val="0"/>
+          <w:numId w:val="1"/>
+        </w:numPr>
+      </w:pPr>
+      <w:r>
+        <w:t>Represents a segment of a broader capability</w:t>
+      </w:r>
+    </w:p>
+    <w:p>
+      <w:pPr>
+        <w:numPr>
+          <w:ilvl w:val="0"/>
+          <w:numId w:val="1"/>
+        </w:numPr>
+      </w:pPr>
+      <w:r>
+        <w:t>Organized around a user job to be done</w:t>
+      </w:r>
+    </w:p>
+    <w:p>
+      <w:pPr>
+        <w:numPr>
+          <w:ilvl w:val="0"/>
+          <w:numId w:val="1"/>
+        </w:numPr>
+      </w:pPr>
+      <w:r>
+        <w:t>Can have multiple implementations across systems</w:t>
+      </w:r>
+    </w:p>
+    <w:p>
+      <w:pPr>
+        <w:numPr>
+          <w:ilvl w:val="0"/>
+          <w:numId w:val="1"/>
+        </w:numPr>
+      </w:pPr>
+      <w:r>
+        <w:t>Often contains one or more related features</w:t>
+      </w:r>
+    </w:p>
+    <w:p>
+      <w:r>
+        <w:rPr>
+          <w:b/>
+          <w:bCs/>
+        </w:rPr>
+        <w:t>Example</w:t>
+      </w:r>
+    </w:p>
+    <w:p>
+      <w:pPr>
+        <w:numPr>
+          <w:ilvl w:val="0"/>
+          <w:numId w:val="2"/>
+        </w:numPr>
+      </w:pPr>
+      <w:r>
+        <w:t>Capability: Client Lifecycle Management</w:t>
+      </w:r>
+    </w:p>
+    <w:p>
+      <w:pPr>
+        <w:numPr>
+          <w:ilvl w:val="0"/>
+          <w:numId w:val="2"/>
+        </w:numPr>
+      </w:pPr>
+      <w:r>
+        <w:t>Module: Onboarding</w:t>
+      </w:r>
+    </w:p>
+    <w:p>
+      <w:pPr>
+        <w:numPr>
+          <w:ilvl w:val="0"/>
+          <w:numId w:val="2"/>
+        </w:numPr>
+      </w:pPr>
+      <w:r>
+        <w:t>Job to be Done: Create and activate a new client relationship</w:t>
+      </w:r>
+    </w:p>
+    <w:p>
+      <w:r>
+        <w:pict w14:anchorId="2E76C45F">
+          <v:rect id="_x0000_i1037" style="width:0;height:1.5pt" o:hralign="center" o:hrstd="t" o:hr="t" fillcolor="#a0a0a0" stroked="f"/>
+        </w:pict>
+      </w:r>
+    </w:p>
+    <w:p>
+      <w:pPr>
+        <w:rPr>
+          <w:b/>
+          <w:bCs/>
+        </w:rPr>
+      </w:pPr>
+      <w:r>
+        <w:rPr>
+          <w:b/>
+          <w:bCs/>
+        </w:rPr>
+        <w:t>Feature</w:t>
+      </w:r>
+    </w:p>
+    <w:p>
+      <w:r>
+        <w:t xml:space="preserve">A </w:t>
+      </w:r>
+      <w:r>
+        <w:rPr>
+          <w:b/>
+          <w:bCs/>
+        </w:rPr>
+        <w:t>Feature</w:t>
+      </w:r>
+      <w:r>
+        <w:t xml:space="preserve"> is a specific implementation of a module within a particular application, product, or system. Features define </w:t>
+      </w:r>
+      <w:r>
+        <w:rPr>
+          <w:i/>
+          <w:iCs/>
+        </w:rPr>
+        <w:t>how the module is delivered</w:t>
+      </w:r>
+      <w:r>
+        <w:t xml:space="preserve"> to users and include the workflows, interfaces, rules, and functionality required to perform the underlying job to be done.</w:t>
+      </w:r>
+    </w:p>
+    <w:p>
+      <w:r>
+        <w:rPr>
+          <w:b/>
+          <w:bCs/>
+        </w:rPr>
+        <w:t>Characteristics</w:t>
+      </w:r>
+    </w:p>
+    <w:p>
+      <w:pPr>
+        <w:numPr>
+          <w:ilvl w:val="0"/>
+          <w:numId w:val="3"/>
+        </w:numPr>
+      </w:pPr>
+      <w:r>
+        <w:t>System-specific implementation</w:t>
+      </w:r>
+    </w:p>
+    <w:p>
+      <w:pPr>
+        <w:numPr>
+          <w:ilvl w:val="0"/>
+          <w:numId w:val="3"/>
+        </w:numPr>
+      </w:pPr>
+      <w:r>
+        <w:t>User-facing functionality</w:t>
+      </w:r>
+    </w:p>
+    <w:p>
+      <w:pPr>
+        <w:numPr>
+          <w:ilvl w:val="0"/>
+          <w:numId w:val="3"/>
+        </w:numPr>
+      </w:pPr>
+      <w:r>
+        <w:t>May vary between products while supporting the same module</w:t>
+      </w:r>
+    </w:p>
+    <w:p>
+      <w:pPr>
+        <w:numPr>
+          <w:ilvl w:val="0"/>
+          <w:numId w:val="3"/>
+        </w:numPr>
+      </w:pPr>
+      <w:r>
+        <w:t>Delivers one or more use cases within a module</w:t>
+      </w:r>
+    </w:p>
+    <w:p>
+      <w:pPr>
+        <w:numPr>
+          <w:ilvl w:val="0"/>
+          <w:numId w:val="3"/>
+        </w:numPr>
+      </w:pPr>
+      <w:r>
+        <w:t>Can be enabled, licensed, or managed independently</w:t>
+      </w:r>
+    </w:p>
+    <w:p>
+      <w:r>
+        <w:rPr>
+          <w:b/>
+          <w:bCs/>
+        </w:rPr>
+        <w:t>Example</w:t>
+      </w:r>
+    </w:p>
+    <w:p>
+      <w:pPr>
+        <w:numPr>
+          <w:ilvl w:val="0"/>
+          <w:numId w:val="4"/>
+        </w:numPr>
+      </w:pPr>
+      <w:r>
+        <w:t>Module: Onboarding</w:t>
+      </w:r>
+    </w:p>
+    <w:p>
+      <w:pPr>
+        <w:numPr>
+          <w:ilvl w:val="0"/>
+          <w:numId w:val="4"/>
+        </w:numPr>
+      </w:pPr>
+      <w:r>
+        <w:t>Feature: Intelligent Form-Based Onboarding</w:t>
+      </w:r>
+    </w:p>
+    <w:p>
+      <w:pPr>
+        <w:numPr>
+          <w:ilvl w:val="0"/>
+          <w:numId w:val="4"/>
+        </w:numPr>
+      </w:pPr>
+      <w:r>
+        <w:t>System: Compass CX</w:t>
+      </w:r>
+    </w:p>
+    <w:p>
+      <w:pPr>
+        <w:numPr>
+          <w:ilvl w:val="0"/>
+          <w:numId w:val="4"/>
+        </w:numPr>
+      </w:pPr>
+      <w:r>
+        <w:t>Description: A guided onboarding workflow that collects client information through dynamic forms, validates data in real time, and submits the account for processing.</w:t>
+      </w:r>
+    </w:p>
+    <w:p>
+      <w:r>
+        <w:pict w14:anchorId="1D5832D3">
+          <v:rect id="_x0000_i1038" style="width:0;height:1.5pt" o:hralign="center" o:hrstd="t" o:hr="t" fillcolor="#a0a0a0" stroked="f"/>
+        </w:pict>
+      </w:r>
+    </w:p>
+    <w:p>
+      <w:pPr>
+        <w:rPr>
+          <w:b/>
+          <w:bCs/>
+        </w:rPr>
+      </w:pPr>
+      <w:r>
+        <w:rPr>
+          <w:b/>
+          <w:bCs/>
+        </w:rPr>
+        <w:t>Relationship</w:t>
+      </w:r>
+    </w:p>
+    <w:p>
+      <w:r>
+        <w:t> </w:t>
+      </w:r>
+    </w:p>
+    <w:p>
+      <w:r>
+        <w:t>Capability</w:t>
+      </w:r>
+    </w:p>
+    <w:p>
+      <w:r>
+        <w:t>    └── Module</w:t>
+      </w:r>
+    </w:p>
+    <w:p>
+      <w:r>
+        <w:t>            └── Feature</w:t>
+      </w:r>
+    </w:p>
+    <w:p>
+      <w:r>
+        <w:t> </w:t>
+      </w:r>
+    </w:p>
+    <w:p>
+      <w:r>
+        <w:rPr>
+          <w:b/>
+          <w:bCs/>
+        </w:rPr>
+        <w:t>Example Hierarchy</w:t>
+      </w:r>
+    </w:p>
+    <w:p>
+      <w:r>
+        <w:t> </w:t>
+      </w:r>
+    </w:p>
+    <w:p>
+      <w:r>
+        <w:t>Client Lifecycle Management (Capability)</w:t>
+      </w:r>
+    </w:p>
+    <w:p>
+      <w:r>
+        <w:t>    └── Onboarding (Module)</w:t>
+      </w:r>
+    </w:p>
+    <w:p>
+      <w:r>
+        <w:t xml:space="preserve">            </w:t>
+      </w:r>
+      <w:r>
+        <w:rPr>
+          <w:rFonts w:ascii="MS Gothic" w:eastAsia="MS Gothic" w:hAnsi="MS Gothic" w:cs="MS Gothic" w:hint="eastAsia"/>
+        </w:rPr>
+        <w:t>├</w:t>
+      </w:r>
+      <w:r>
+        <w:rPr>
+          <w:rFonts w:ascii="Aptos" w:hAnsi="Aptos" w:cs="Aptos"/>
+        </w:rPr>
+        <w:t>──</w:t>
+      </w:r>
+      <w:r>
+        <w:t xml:space="preserve"> Intelligent Form-Based Onboarding (Feature)</w:t>
+      </w:r>
+    </w:p>
+    <w:p>
+      <w:r>
+        <w:t xml:space="preserve">            </w:t>
+      </w:r>
+      <w:r>
+        <w:rPr>
+          <w:rFonts w:ascii="MS Gothic" w:eastAsia="MS Gothic" w:hAnsi="MS Gothic" w:cs="MS Gothic" w:hint="eastAsia"/>
+        </w:rPr>
+        <w:t>├</w:t>
+      </w:r>
+      <w:r>
+        <w:rPr>
+          <w:rFonts w:ascii="Aptos" w:hAnsi="Aptos" w:cs="Aptos"/>
+        </w:rPr>
+        <w:t>──</w:t>
+      </w:r>
+      <w:r>
+        <w:t xml:space="preserve"> Bulk Import Onboarding (Feature)</w:t>
+      </w:r>
+    </w:p>
+    <w:p>
+      <w:r>
+        <w:t>            └── Advisor-Assisted Onboarding (Feature)</w:t>
+      </w:r>
+    </w:p>
+    <w:p>
+      <w:r>
+        <w:t> </w:t>
+      </w:r>
+    </w:p>
+    <w:p>
+      <w:pPr>
+        <w:rPr>
+          <w:b/>
+          <w:bCs/>
+        </w:rPr>
+      </w:pPr>
+      <w:r>
+        <w:rPr>
+          <w:b/>
+          <w:bCs/>
+        </w:rPr>
+        <w:t>Concise Definitions</w:t>
+      </w:r>
+    </w:p>
+    <w:p>
+      <w:r>
+        <w:rPr>
+          <w:b/>
+          <w:bCs/>
+        </w:rPr>
+        <w:t>Module:</w:t>
+      </w:r>
+      <w:r>
+        <w:t xml:space="preserve"> A reusable business function within a platform that enables users to complete a specific job to be done as part of a broader capability.</w:t>
+      </w:r>
+    </w:p>
+    <w:p>
+      <w:r>
+        <w:rPr>
+          <w:b/>
+          <w:bCs/>
+        </w:rPr>
+        <w:t>Feature:</w:t>
+      </w:r>
+      <w:r>
+        <w:t xml:space="preserve"> A system-specific implementation of a module that provides the workflows, functionality, and user experience required to perform that job within a particular application.</w:t>
+      </w:r>
+    </w:p>
+    <w:p>
+      <w:r>
+        <w:t> </w:t>
+      </w:r>
+    </w:p>
+    <w:p>
+      <w:r>
+        <w:t>In the UAR a user requests a module that includes all the features but the firm settings determines which feature they get.</w:t>
+      </w:r>
+    </w:p>
+    <w:p>
+      <w:r>
+        <w:br/>
+      </w:r>
+      <w:r>
+        <w:br/>
+      </w:r>
+      <w:r>
+        <w:br/>
+      </w:r>
+      <w:r>
+        <w:br/>
+      </w:r>
+      <w:r>
+        <w:br/>
+      </w:r>
+      <w:r>
         <w:t>Journey starts from here in UAM.</w:t>
       </w:r>
       <w:r>
@@ -26,6 +525,9 @@
         <w:br/>
       </w:r>
       <w:r>
+        <w:rPr>
+          <w:noProof/>
+        </w:rPr>
         <w:drawing>
           <wp:inline distT="0" distB="0" distL="0" distR="0" wp14:anchorId="41FCF7BA" wp14:editId="20B86487">
             <wp:extent cx="7798201" cy="5169166"/>
@@ -42,7 +544,7 @@
                     <pic:cNvPicPr/>
                   </pic:nvPicPr>
                   <pic:blipFill>
-                    <a:blip r:embed="rId4"/>
+                    <a:blip r:embed="rId5"/>
                     <a:stretch>
                       <a:fillRect/>
                     </a:stretch>
@@ -98,15 +600,7 @@
 </w:t>
       </w:r>
       <w:r>
-        <w:t xml:space="preserve">This is only one with all </w:t>
-      </w:r>
-      <w:proofErr w:type="gramStart"/>
-      <w:r>
-        <w:t>three,</w:t>
-      </w:r>
-      <w:proofErr w:type="gramEnd"/>
-      <w:r>
-        <w:t xml:space="preserve"> other integrated systems will only have functions. </w:t>
+        <w:t xml:space="preserve">This is only one with all three, other integrated systems will only have functions. </w:t>
       </w:r>
       <w:r>
         <w:br/>
@@ -117,14 +611,7 @@
       </w:r>
       <w:r>
         <w:br/>
-      </w:r>
-      <w:proofErr w:type="spellStart"/>
-      <w:r>
-        <w:t>Modules</w:t>
-      </w:r>
-      <w:proofErr w:type="spellEnd"/>
-      <w:r>
-        <w:t xml:space="preserve"> in compass comprise of all the integrations of features into the platform. </w:t>
+        <w:t xml:space="preserve">Modules in compass comprise of all the integrations of features into the platform. </w:t>
       </w:r>
       <w:r>
         <w:br/>
@@ -151,20 +638,7 @@
       </w:r>
       <w:r>
         <w:br/>
-        <w:t xml:space="preserve">Both the features assignable in compass as well as external systems should be listed in the compass integration page. This will allow compass to reflect </w:t>
-      </w:r>
-      <w:proofErr w:type="spellStart"/>
-      <w:r>
-        <w:t xml:space="preserve">a </w:t>
-      </w:r>
-      <w:proofErr w:type="gramStart"/>
-      <w:r>
-        <w:t>users</w:t>
-      </w:r>
-      <w:proofErr w:type="spellEnd"/>
-      <w:proofErr w:type="gramEnd"/>
-      <w:r>
-        <w:t xml:space="preserve"> full access inside compass. </w:t>
+        <w:t xml:space="preserve">Both the features assignable in compass as well as external systems should be listed in the compass integration page. This will allow compass to reflect a users full access inside compass. </w:t>
       </w:r>
       <w:r>
         <w:br/>
@@ -175,25 +649,21 @@
       </w:r>
       <w:r>
         <w:br/>
-      </w:r>
-      <w:proofErr w:type="spellStart"/>
-      <w:r>
-        <w:t>Applications</w:t>
-      </w:r>
-      <w:proofErr w:type="spellEnd"/>
-      <w:r>
-        <w:t xml:space="preserve"> offered to clients but not integrated into the platform</w:t>
-      </w:r>
-      <w:r>
-        <w:br/>
-      </w:r>
-      <w:r>
-        <w:br/>
-      </w:r>
-      <w:r>
-        <w:br/>
-      </w:r>
-      <w:r>
+        <w:t>Applications offered to clients but not integrated into the platform</w:t>
+      </w:r>
+      <w:r>
+        <w:br/>
+      </w:r>
+      <w:r>
+        <w:br/>
+      </w:r>
+      <w:r>
+        <w:br/>
+      </w:r>
+      <w:r>
+        <w:rPr>
+          <w:noProof/>
+        </w:rPr>
         <w:drawing>
           <wp:inline distT="0" distB="0" distL="0" distR="0" wp14:anchorId="2389D5B5" wp14:editId="79D846E2">
             <wp:extent cx="6407479" cy="4991357"/>
@@ -210,7 +680,7 @@
                     <pic:cNvPicPr/>
                   </pic:nvPicPr>
                   <pic:blipFill>
-                    <a:blip r:embed="rId5"/>
+                    <a:blip r:embed="rId6"/>
                     <a:stretch>
                       <a:fillRect/>
                     </a:stretch>
@@ -240,6 +710,9 @@
         <w:br/>
       </w:r>
       <w:r>
+        <w:rPr>
+          <w:noProof/>
+        </w:rPr>
         <w:drawing>
           <wp:inline distT="0" distB="0" distL="0" distR="0" wp14:anchorId="50BEA6EB" wp14:editId="3D166DBF">
             <wp:extent cx="6255071" cy="3778444"/>
@@ -256,7 +729,7 @@
                     <pic:cNvPicPr/>
                   </pic:nvPicPr>
                   <pic:blipFill>
-                    <a:blip r:embed="rId6"/>
+                    <a:blip r:embed="rId7"/>
                     <a:stretch>
                       <a:fillRect/>
                     </a:stretch>
@@ -283,6 +756,9 @@
         <w:br/>
       </w:r>
       <w:r>
+        <w:rPr>
+          <w:noProof/>
+        </w:rPr>
         <w:drawing>
           <wp:inline distT="0" distB="0" distL="0" distR="0" wp14:anchorId="74566D5A" wp14:editId="32AE1B72">
             <wp:extent cx="6369377" cy="2311519"/>
@@ -299,7 +775,7 @@
                     <pic:cNvPicPr/>
                   </pic:nvPicPr>
                   <pic:blipFill>
-                    <a:blip r:embed="rId7"/>
+                    <a:blip r:embed="rId8"/>
                     <a:stretch>
                       <a:fillRect/>
                     </a:stretch>
@@ -341,6 +817,9 @@
     <w:p/>
     <w:p>
       <w:r>
+        <w:rPr>
+          <w:noProof/>
+        </w:rPr>
         <w:drawing>
           <wp:inline distT="0" distB="0" distL="0" distR="0" wp14:anchorId="231A7418" wp14:editId="48E4718B">
             <wp:extent cx="5391427" cy="3886400"/>
@@ -357,7 +836,7 @@
                     <pic:cNvPicPr/>
                   </pic:nvPicPr>
                   <pic:blipFill>
-                    <a:blip r:embed="rId8"/>
+                    <a:blip r:embed="rId9"/>
                     <a:stretch>
                       <a:fillRect/>
                     </a:stretch>
@@ -627,6 +1106,9 @@
         <w:br/>
       </w:r>
       <w:r>
+        <w:rPr>
+          <w:noProof/>
+        </w:rPr>
         <w:drawing>
           <wp:inline distT="0" distB="0" distL="0" distR="0" wp14:anchorId="3B77C6A6" wp14:editId="7D0CB361">
             <wp:extent cx="4769095" cy="3238666"/>
@@ -643,7 +1125,7 @@
                     <pic:cNvPicPr/>
                   </pic:nvPicPr>
                   <pic:blipFill>
-                    <a:blip r:embed="rId9"/>
+                    <a:blip r:embed="rId10"/>
                     <a:stretch>
                       <a:fillRect/>
                     </a:stretch>
@@ -670,6 +1152,9 @@
         <w:br/>
       </w:r>
       <w:r>
+        <w:rPr>
+          <w:noProof/>
+        </w:rPr>
         <w:drawing>
           <wp:inline distT="0" distB="0" distL="0" distR="0" wp14:anchorId="4DF25B13" wp14:editId="659CCA22">
             <wp:extent cx="4781796" cy="4540483"/>
@@ -686,7 +1171,7 @@
                     <pic:cNvPicPr/>
                   </pic:nvPicPr>
                   <pic:blipFill>
-                    <a:blip r:embed="rId10"/>
+                    <a:blip r:embed="rId11"/>
                     <a:stretch>
                       <a:fillRect/>
                     </a:stretch>
@@ -772,15 +1257,7 @@
       </w:r>
       <w:r>
         <w:br/>
-        <w:t xml:space="preserve">System </w:t>
-      </w:r>
-      <w:proofErr w:type="spellStart"/>
-      <w:r>
-        <w:t>Detailes</w:t>
-      </w:r>
-      <w:proofErr w:type="spellEnd"/>
-      <w:r>
-        <w:t>:</w:t>
+        <w:t>System Detailes:</w:t>
       </w:r>
       <w:r>
         <w:br/>
@@ -1006,6 +1483,9 @@
         <w:br/>
       </w:r>
       <w:r>
+        <w:rPr>
+          <w:noProof/>
+        </w:rPr>
         <w:drawing>
           <wp:inline distT="0" distB="0" distL="0" distR="0" wp14:anchorId="4D132A9C" wp14:editId="73568E44">
             <wp:extent cx="4788146" cy="4064209"/>
@@ -1022,7 +1502,7 @@
                     <pic:cNvPicPr/>
                   </pic:nvPicPr>
                   <pic:blipFill>
-                    <a:blip r:embed="rId11"/>
+                    <a:blip r:embed="rId12"/>
                     <a:stretch>
                       <a:fillRect/>
                     </a:stretch>
@@ -1049,6 +1529,9 @@
         <w:br/>
       </w:r>
       <w:r>
+        <w:rPr>
+          <w:noProof/>
+        </w:rPr>
         <w:drawing>
           <wp:inline distT="0" distB="0" distL="0" distR="0" wp14:anchorId="01670479" wp14:editId="682343E3">
             <wp:extent cx="4597636" cy="4610337"/>
@@ -1065,7 +1548,7 @@
                     <pic:cNvPicPr/>
                   </pic:nvPicPr>
                   <pic:blipFill>
-                    <a:blip r:embed="rId12"/>
+                    <a:blip r:embed="rId13"/>
                     <a:stretch>
                       <a:fillRect/>
                     </a:stretch>
@@ -1095,6 +1578,9 @@
         <w:br/>
       </w:r>
       <w:r>
+        <w:rPr>
+          <w:noProof/>
+        </w:rPr>
         <w:drawing>
           <wp:inline distT="0" distB="0" distL="0" distR="0" wp14:anchorId="593C40EE" wp14:editId="7793D3F5">
             <wp:extent cx="3092609" cy="2521080"/>
@@ -1111,7 +1597,7 @@
                     <pic:cNvPicPr/>
                   </pic:nvPicPr>
                   <pic:blipFill>
-                    <a:blip r:embed="rId13"/>
+                    <a:blip r:embed="rId14"/>
                     <a:stretch>
                       <a:fillRect/>
                     </a:stretch>
@@ -1141,6 +1627,9 @@
         <w:br/>
       </w:r>
       <w:r>
+        <w:rPr>
+          <w:noProof/>
+        </w:rPr>
         <w:drawing>
           <wp:inline distT="0" distB="0" distL="0" distR="0" wp14:anchorId="043571B7" wp14:editId="115820D2">
             <wp:extent cx="3092609" cy="2743341"/>
@@ -1157,7 +1646,7 @@
                     <pic:cNvPicPr/>
                   </pic:nvPicPr>
                   <pic:blipFill>
-                    <a:blip r:embed="rId14"/>
+                    <a:blip r:embed="rId15"/>
                     <a:stretch>
                       <a:fillRect/>
                     </a:stretch>
@@ -1187,6 +1676,9 @@
         <w:br/>
       </w:r>
       <w:r>
+        <w:rPr>
+          <w:noProof/>
+        </w:rPr>
         <w:drawing>
           <wp:inline distT="0" distB="0" distL="0" distR="0" wp14:anchorId="3E412229" wp14:editId="63C862EC">
             <wp:extent cx="3111660" cy="2006703"/>
@@ -1203,7 +1695,7 @@
                     <pic:cNvPicPr/>
                   </pic:nvPicPr>
                   <pic:blipFill>
-                    <a:blip r:embed="rId15"/>
+                    <a:blip r:embed="rId16"/>
                     <a:stretch>
                       <a:fillRect/>
                     </a:stretch>
@@ -1233,6 +1725,9 @@
         <w:br/>
       </w:r>
       <w:r>
+        <w:rPr>
+          <w:noProof/>
+        </w:rPr>
         <w:drawing>
           <wp:inline distT="0" distB="0" distL="0" distR="0" wp14:anchorId="0AD59A28" wp14:editId="3F879805">
             <wp:extent cx="3130711" cy="3854648"/>
@@ -1249,7 +1744,7 @@
                     <pic:cNvPicPr/>
                   </pic:nvPicPr>
                   <pic:blipFill>
-                    <a:blip r:embed="rId16"/>
+                    <a:blip r:embed="rId17"/>
                     <a:stretch>
                       <a:fillRect/>
                     </a:stretch>
@@ -1279,6 +1774,9 @@
         <w:br/>
       </w:r>
       <w:r>
+        <w:rPr>
+          <w:noProof/>
+        </w:rPr>
         <w:drawing>
           <wp:inline distT="0" distB="0" distL="0" distR="0" wp14:anchorId="0FEABAE1" wp14:editId="3B100EE6">
             <wp:extent cx="5658141" cy="3683189"/>
@@ -1295,7 +1793,7 @@
                     <pic:cNvPicPr/>
                   </pic:nvPicPr>
                   <pic:blipFill>
-                    <a:blip r:embed="rId17"/>
+                    <a:blip r:embed="rId18"/>
                     <a:stretch>
                       <a:fillRect/>
                     </a:stretch>
@@ -1351,6 +1849,9 @@
         <w:br/>
       </w:r>
       <w:r>
+        <w:rPr>
+          <w:noProof/>
+        </w:rPr>
         <w:drawing>
           <wp:inline distT="0" distB="0" distL="0" distR="0" wp14:anchorId="0F5AF8FF" wp14:editId="300F142C">
             <wp:extent cx="4743450" cy="2400300"/>
@@ -1367,7 +1868,7 @@
                     <pic:cNvPicPr/>
                   </pic:nvPicPr>
                   <pic:blipFill>
-                    <a:blip r:embed="rId18"/>
+                    <a:blip r:embed="rId19"/>
                     <a:stretch>
                       <a:fillRect/>
                     </a:stretch>
@@ -1405,23 +1906,7 @@
       </w:r>
       <w:r>
         <w:br/>
-        <w:t xml:space="preserve">This separation allows Compass to present one consistent product and access model while supporting different implementation models across Compass, Compass Legacy, R2, Secure Zone, </w:t>
-      </w:r>
-      <w:proofErr w:type="spellStart"/>
-      <w:r>
-        <w:t>NetRep</w:t>
-      </w:r>
-      <w:proofErr w:type="spellEnd"/>
-      <w:r>
-        <w:t xml:space="preserve">, and other integrated applications. The registry material describes that distinction as a mapping between Compass functions and the roles, permissions, groups, profiles, or other assignments used to provide </w:t>
-      </w:r>
-      <w:proofErr w:type="gramStart"/>
-      <w:r>
-        <w:t>the equivalent</w:t>
-      </w:r>
-      <w:proofErr w:type="gramEnd"/>
-      <w:r>
-        <w:t xml:space="preserve"> access in each system.</w:t>
+        <w:t>This separation allows Compass to present one consistent product and access model while supporting different implementation models across Compass, Compass Legacy, R2, Secure Zone, NetRep, and other integrated applications. The registry material describes that distinction as a mapping between Compass functions and the roles, permissions, groups, profiles, or other assignments used to provide the equivalent access in each system.</w:t>
       </w:r>
       <w:r>
         <w:br/>
@@ -1493,23 +1978,18 @@
       </w:r>
       <w:r>
         <w:br/>
-        <w:t xml:space="preserve">After creating integration by </w:t>
-      </w:r>
-      <w:proofErr w:type="spellStart"/>
-      <w:r>
-        <w:t>Adminsitrator</w:t>
-      </w:r>
-      <w:proofErr w:type="spellEnd"/>
-      <w:r>
-        <w:t xml:space="preserve"> team, then the same team should configure features here:</w:t>
-      </w:r>
-      <w:r>
-        <w:br/>
-      </w:r>
-      <w:r>
-        <w:br/>
-      </w:r>
-      <w:r>
+        <w:t>After creating integration by Adminsitrator team, then the same team should configure features here:</w:t>
+      </w:r>
+      <w:r>
+        <w:br/>
+      </w:r>
+      <w:r>
+        <w:br/>
+      </w:r>
+      <w:r>
+        <w:rPr>
+          <w:noProof/>
+        </w:rPr>
         <w:drawing>
           <wp:inline distT="0" distB="0" distL="0" distR="0" wp14:anchorId="276BC608" wp14:editId="6C98E9CF">
             <wp:extent cx="8306227" cy="3740342"/>
@@ -1526,7 +2006,7 @@
                     <pic:cNvPicPr/>
                   </pic:nvPicPr>
                   <pic:blipFill>
-                    <a:blip r:embed="rId19"/>
+                    <a:blip r:embed="rId20"/>
                     <a:stretch>
                       <a:fillRect/>
                     </a:stretch>
@@ -1556,6 +2036,9 @@
         <w:br/>
       </w:r>
       <w:r>
+        <w:rPr>
+          <w:noProof/>
+        </w:rPr>
         <w:drawing>
           <wp:inline distT="0" distB="0" distL="0" distR="0" wp14:anchorId="0C24CA9C" wp14:editId="7A7D6E47">
             <wp:extent cx="7182219" cy="3467278"/>
@@ -1572,7 +2055,7 @@
                     <pic:cNvPicPr/>
                   </pic:nvPicPr>
                   <pic:blipFill>
-                    <a:blip r:embed="rId20"/>
+                    <a:blip r:embed="rId21"/>
                     <a:stretch>
                       <a:fillRect/>
                     </a:stretch>
@@ -1602,6 +2085,9 @@
         <w:br/>
       </w:r>
       <w:r>
+        <w:rPr>
+          <w:noProof/>
+        </w:rPr>
         <w:drawing>
           <wp:inline distT="0" distB="0" distL="0" distR="0" wp14:anchorId="036C4AC0" wp14:editId="6C7C5EAC">
             <wp:extent cx="5410478" cy="5340624"/>
@@ -1618,7 +2104,7 @@
                     <pic:cNvPicPr/>
                   </pic:nvPicPr>
                   <pic:blipFill>
-                    <a:blip r:embed="rId21"/>
+                    <a:blip r:embed="rId22"/>
                     <a:stretch>
                       <a:fillRect/>
                     </a:stretch>
@@ -2129,6 +2615,9 @@
         <w:br/>
       </w:r>
       <w:r>
+        <w:rPr>
+          <w:noProof/>
+        </w:rPr>
         <w:drawing>
           <wp:inline distT="0" distB="0" distL="0" distR="0" wp14:anchorId="55314A3B" wp14:editId="5EF9AD0C">
             <wp:extent cx="6629741" cy="2673487"/>
@@ -2145,7 +2634,7 @@
                     <pic:cNvPicPr/>
                   </pic:nvPicPr>
                   <pic:blipFill>
-                    <a:blip r:embed="rId22"/>
+                    <a:blip r:embed="rId23"/>
                     <a:stretch>
                       <a:fillRect/>
                     </a:stretch>
@@ -2174,8 +2663,6 @@
       </w:r>
       <w:r>
         <w:br/>
-      </w:r>
-      <w:r>
         <w:t>Module Title</w:t>
       </w:r>
     </w:p>
@@ -2244,13 +2731,8 @@
     </w:p>
     <w:p>
       <w:r>
-        <w:t xml:space="preserve">User ID → 180 </w:t>
-      </w:r>
-      <w:proofErr w:type="spellStart"/>
-      <w:r>
-        <w:t>px</w:t>
-      </w:r>
-      <w:proofErr w:type="spellEnd"/>
+        <w:t>User ID → 180 px</w:t>
+      </w:r>
     </w:p>
     <w:p>
       <w:r>
@@ -2264,23 +2746,13 @@
     </w:p>
     <w:p>
       <w:r>
-        <w:t xml:space="preserve">Status → 180 </w:t>
-      </w:r>
-      <w:proofErr w:type="spellStart"/>
-      <w:r>
-        <w:t>px</w:t>
-      </w:r>
-      <w:proofErr w:type="spellEnd"/>
-    </w:p>
-    <w:p>
-      <w:r>
-        <w:t xml:space="preserve">Actions → 80 </w:t>
-      </w:r>
-      <w:proofErr w:type="spellStart"/>
-      <w:r>
-        <w:t>px</w:t>
-      </w:r>
-      <w:proofErr w:type="spellEnd"/>
+        <w:t>Status → 180 px</w:t>
+      </w:r>
+    </w:p>
+    <w:p>
+      <w:r>
+        <w:t>Actions → 80 px</w:t>
+      </w:r>
     </w:p>
     <w:p/>
     <w:p>
@@ -2463,8 +2935,6 @@
       </w:r>
       <w:r>
         <w:br/>
-      </w:r>
-      <w:r>
         <w:t>The User ID column provides Security Stewards with visibility into all platform accounts associated with a user without requiring navigation away from the User Management dashboard.</w:t>
       </w:r>
     </w:p>
@@ -2488,15 +2958,7 @@
     </w:p>
     <w:p>
       <w:r>
-        <w:t xml:space="preserve">The primary user id in the compass format is displayed as the value in the </w:t>
-      </w:r>
-      <w:proofErr w:type="gramStart"/>
-      <w:r>
-        <w:t>users</w:t>
-      </w:r>
-      <w:proofErr w:type="gramEnd"/>
-      <w:r>
-        <w:t xml:space="preserve"> table. </w:t>
+        <w:t xml:space="preserve">The primary user id in the compass format is displayed as the value in the users table. </w:t>
       </w:r>
     </w:p>
     <w:p/>
@@ -2507,23 +2969,7 @@
     </w:p>
     <w:p>
       <w:r>
-        <w:t xml:space="preserve">If there </w:t>
-      </w:r>
-      <w:proofErr w:type="gramStart"/>
-      <w:r>
-        <w:t>are</w:t>
-      </w:r>
-      <w:proofErr w:type="gramEnd"/>
-      <w:r>
-        <w:t xml:space="preserve"> more than one </w:t>
-      </w:r>
-      <w:proofErr w:type="gramStart"/>
-      <w:r>
-        <w:t>account,</w:t>
-      </w:r>
-      <w:proofErr w:type="gramEnd"/>
-      <w:r>
-        <w:t xml:space="preserve"> associated with the account then show the info icon and tooltip to showcase a list of the accounts a user has inside compass. </w:t>
+        <w:t xml:space="preserve">If there are more than one account, associated with the account then show the info icon and tooltip to showcase a list of the accounts a user has inside compass. </w:t>
       </w:r>
     </w:p>
     <w:p/>
@@ -2558,8 +3004,6 @@
       </w:r>
       <w:r>
         <w:br/>
-      </w:r>
-      <w:r>
         <w:t>The User Management context menu provides Security Stewards with a set of actions that can be performed against an existing user record. The actions displayed and enabled within the menu are determined by the user's Compass account status to prevent invalid requests and guide Security Stewards toward appropriate account management workflows.</w:t>
       </w:r>
     </w:p>
@@ -2616,13 +3060,8 @@
     </w:p>
     <w:p>
       <w:r>
-        <w:t xml:space="preserve">Access </w:t>
-      </w:r>
-      <w:proofErr w:type="gramStart"/>
-      <w:r>
-        <w:t>profiles</w:t>
-      </w:r>
-      <w:proofErr w:type="gramEnd"/>
+        <w:t>Access profiles</w:t>
+      </w:r>
     </w:p>
     <w:p>
       <w:r>
@@ -2729,13 +3168,8 @@
       </w:r>
     </w:p>
     <w:p>
-      <w:proofErr w:type="gramStart"/>
-      <w:r>
-        <w:t>The Security</w:t>
-      </w:r>
-      <w:proofErr w:type="gramEnd"/>
-      <w:r>
-        <w:t xml:space="preserve"> Steward may review and optionally update the user's access profile prior to submission.</w:t>
+      <w:r>
+        <w:t>The Security Steward may review and optionally update the user's access profile prior to submission.</w:t>
       </w:r>
     </w:p>
     <w:p>
@@ -3547,6 +3981,7 @@
       <w:r>
         <w:rPr>
           <w:rFonts w:ascii="MS Gothic" w:eastAsia="MS Gothic" w:hAnsi="MS Gothic" w:cs="MS Gothic"/>
+          <w:noProof/>
         </w:rPr>
         <w:drawing>
           <wp:inline distT="0" distB="0" distL="0" distR="0" wp14:anchorId="55EC529A" wp14:editId="6629B562">
@@ -3564,7 +3999,7 @@
                     <pic:cNvPicPr/>
                   </pic:nvPicPr>
                   <pic:blipFill>
-                    <a:blip r:embed="rId23"/>
+                    <a:blip r:embed="rId24"/>
                     <a:stretch>
                       <a:fillRect/>
                     </a:stretch>
@@ -3699,6 +4134,7 @@
       <w:r>
         <w:rPr>
           <w:rFonts w:ascii="MS Gothic" w:eastAsia="MS Gothic" w:hAnsi="MS Gothic" w:cs="MS Gothic"/>
+          <w:noProof/>
         </w:rPr>
         <w:drawing>
           <wp:inline distT="0" distB="0" distL="0" distR="0" wp14:anchorId="5E0EBE96" wp14:editId="76B255FB">
@@ -3716,7 +4152,7 @@
                     <pic:cNvPicPr/>
                   </pic:nvPicPr>
                   <pic:blipFill>
-                    <a:blip r:embed="rId24"/>
+                    <a:blip r:embed="rId25"/>
                     <a:stretch>
                       <a:fillRect/>
                     </a:stretch>
@@ -3833,6 +4269,9 @@
         <w:br/>
       </w:r>
       <w:r>
+        <w:rPr>
+          <w:noProof/>
+        </w:rPr>
         <w:drawing>
           <wp:inline distT="0" distB="0" distL="0" distR="0" wp14:anchorId="3A97712B" wp14:editId="5EDD4BDF">
             <wp:extent cx="3276768" cy="4826248"/>
@@ -3849,7 +4288,7 @@
                     <pic:cNvPicPr/>
                   </pic:nvPicPr>
                   <pic:blipFill>
-                    <a:blip r:embed="rId25"/>
+                    <a:blip r:embed="rId26"/>
                     <a:stretch>
                       <a:fillRect/>
                     </a:stretch>
@@ -3957,6 +4396,9 @@
         <w:br/>
       </w:r>
       <w:r>
+        <w:rPr>
+          <w:noProof/>
+        </w:rPr>
         <w:drawing>
           <wp:inline distT="0" distB="0" distL="0" distR="0" wp14:anchorId="67673FED" wp14:editId="7F0C4F52">
             <wp:extent cx="7093315" cy="1625684"/>
@@ -3973,7 +4415,7 @@
                     <pic:cNvPicPr/>
                   </pic:nvPicPr>
                   <pic:blipFill>
-                    <a:blip r:embed="rId26"/>
+                    <a:blip r:embed="rId27"/>
                     <a:stretch>
                       <a:fillRect/>
                     </a:stretch>
@@ -4013,15 +4455,7 @@
     <w:p/>
     <w:p>
       <w:r>
-        <w:t xml:space="preserve">Total </w:t>
-      </w:r>
-      <w:proofErr w:type="gramStart"/>
-      <w:r>
-        <w:t>Items: #</w:t>
-      </w:r>
-      <w:proofErr w:type="gramEnd"/>
-      <w:r>
-        <w:t xml:space="preserve"> Requests</w:t>
+        <w:t>Total Items: # Requests</w:t>
       </w:r>
       <w:r>
         <w:rPr>
@@ -4047,15 +4481,7 @@
     </w:p>
     <w:p>
       <w:r>
-        <w:t xml:space="preserve">Request Type → Current types </w:t>
-      </w:r>
-      <w:proofErr w:type="gramStart"/>
-      <w:r>
-        <w:t>include:</w:t>
-      </w:r>
-      <w:proofErr w:type="gramEnd"/>
-      <w:r>
-        <w:t xml:space="preserve"> Create, Update, Deactivate</w:t>
+        <w:t>Request Type → Current types include: Create, Update, Deactivate</w:t>
       </w:r>
     </w:p>
     <w:p>
@@ -4086,21 +4512,8 @@
     </w:p>
     <w:p>
       <w:r>
-        <w:t xml:space="preserve">User’s name </w:t>
-      </w:r>
-      <w:proofErr w:type="gramStart"/>
-      <w:r>
-        <w:t>( First</w:t>
-      </w:r>
-      <w:proofErr w:type="gramEnd"/>
-      <w:r>
-        <w:t xml:space="preserve"> and </w:t>
-      </w:r>
-      <w:proofErr w:type="gramStart"/>
-      <w:r>
-        <w:t>Last )</w:t>
-      </w:r>
-      <w:proofErr w:type="gramEnd"/>
+        <w:t>User’s name ( First and Last )</w:t>
+      </w:r>
     </w:p>
     <w:p>
       <w:r>
@@ -4120,15 +4533,7 @@
     </w:p>
     <w:p>
       <w:r>
-        <w:t xml:space="preserve">Last updated </w:t>
-      </w:r>
-      <w:proofErr w:type="gramStart"/>
-      <w:r>
-        <w:t>( Default</w:t>
-      </w:r>
-      <w:proofErr w:type="gramEnd"/>
-      <w:r>
-        <w:t xml:space="preserve"> )</w:t>
+        <w:t>Last updated ( Default )</w:t>
       </w:r>
     </w:p>
     <w:p>
@@ -4138,21 +4543,8 @@
     </w:p>
     <w:p>
       <w:r>
-        <w:t xml:space="preserve">User </w:t>
-      </w:r>
-      <w:proofErr w:type="gramStart"/>
-      <w:r>
-        <w:t>( Last</w:t>
-      </w:r>
-      <w:proofErr w:type="gramEnd"/>
-      <w:r>
-        <w:t xml:space="preserve"> </w:t>
-      </w:r>
-      <w:proofErr w:type="gramStart"/>
-      <w:r>
-        <w:t>name )</w:t>
-      </w:r>
-      <w:proofErr w:type="gramEnd"/>
+        <w:t>User ( Last name )</w:t>
+      </w:r>
     </w:p>
     <w:p>
       <w:r>
@@ -4198,71 +4590,33 @@
     </w:p>
     <w:p>
       <w:r>
-        <w:t xml:space="preserve">Request ID → 340 </w:t>
-      </w:r>
-      <w:proofErr w:type="spellStart"/>
-      <w:r>
-        <w:t>px</w:t>
-      </w:r>
-      <w:proofErr w:type="spellEnd"/>
-    </w:p>
-    <w:p>
-      <w:r>
-        <w:t xml:space="preserve">Status → 140 </w:t>
-      </w:r>
-      <w:proofErr w:type="spellStart"/>
-      <w:r>
-        <w:t>px</w:t>
-      </w:r>
-      <w:proofErr w:type="spellEnd"/>
-    </w:p>
-    <w:p>
-      <w:r>
-        <w:t xml:space="preserve">Type → 140 </w:t>
-      </w:r>
-      <w:proofErr w:type="spellStart"/>
-      <w:r>
-        <w:t>px</w:t>
-      </w:r>
-      <w:proofErr w:type="spellEnd"/>
-    </w:p>
-    <w:p>
-      <w:r>
-        <w:t xml:space="preserve">User → Scale </w:t>
-      </w:r>
-      <w:proofErr w:type="gramStart"/>
-      <w:r>
-        <w:t>( Flex</w:t>
-      </w:r>
-      <w:proofErr w:type="gramEnd"/>
-      <w:r>
-        <w:t xml:space="preserve"> </w:t>
-      </w:r>
-      <w:proofErr w:type="gramStart"/>
-      <w:r>
-        <w:t>1 )</w:t>
-      </w:r>
-      <w:proofErr w:type="gramEnd"/>
-    </w:p>
-    <w:p>
-      <w:r>
-        <w:t xml:space="preserve">Submitted → 600 </w:t>
-      </w:r>
-      <w:proofErr w:type="spellStart"/>
-      <w:r>
-        <w:t>px</w:t>
-      </w:r>
-      <w:proofErr w:type="spellEnd"/>
-    </w:p>
-    <w:p>
-      <w:r>
-        <w:t xml:space="preserve">Last Updated → 340 </w:t>
-      </w:r>
-      <w:proofErr w:type="spellStart"/>
-      <w:r>
-        <w:t>px</w:t>
-      </w:r>
-      <w:proofErr w:type="spellEnd"/>
+        <w:t>Request ID → 340 px</w:t>
+      </w:r>
+    </w:p>
+    <w:p>
+      <w:r>
+        <w:t>Status → 140 px</w:t>
+      </w:r>
+    </w:p>
+    <w:p>
+      <w:r>
+        <w:t>Type → 140 px</w:t>
+      </w:r>
+    </w:p>
+    <w:p>
+      <w:r>
+        <w:t>User → Scale ( Flex 1 )</w:t>
+      </w:r>
+    </w:p>
+    <w:p>
+      <w:r>
+        <w:t>Submitted → 600 px</w:t>
+      </w:r>
+    </w:p>
+    <w:p>
+      <w:r>
+        <w:t>Last Updated → 340 px</w:t>
+      </w:r>
     </w:p>
     <w:p/>
     <w:p>
@@ -4290,8 +4644,6 @@
       </w:r>
       <w:r>
         <w:br/>
-      </w:r>
-      <w:r>
         <w:t>Submitting... - the moment the request in submitted</w:t>
       </w:r>
     </w:p>
@@ -4312,23 +4664,7 @@
     </w:p>
     <w:p>
       <w:r>
-        <w:t xml:space="preserve">Rejected - [terminal state] only available in the </w:t>
-      </w:r>
-      <w:proofErr w:type="gramStart"/>
-      <w:r>
-        <w:t>under review</w:t>
-      </w:r>
-      <w:proofErr w:type="gramEnd"/>
-      <w:r>
-        <w:t xml:space="preserve"> status. The processor can reject a </w:t>
-      </w:r>
-      <w:proofErr w:type="gramStart"/>
-      <w:r>
-        <w:t>requests</w:t>
-      </w:r>
-      <w:proofErr w:type="gramEnd"/>
-      <w:r>
-        <w:t xml:space="preserve"> and communicate the reason so that the requestor can submit a new corrected request. </w:t>
+        <w:t xml:space="preserve">Rejected - [terminal state] only available in the under review status. The processor can reject a requests and communicate the reason so that the requestor can submit a new corrected request. </w:t>
       </w:r>
     </w:p>
     <w:p>
@@ -4379,6 +4715,9 @@
         <w:br/>
       </w:r>
       <w:r>
+        <w:rPr>
+          <w:noProof/>
+        </w:rPr>
         <w:drawing>
           <wp:inline distT="0" distB="0" distL="0" distR="0" wp14:anchorId="5DF317B6" wp14:editId="51E18C7D">
             <wp:extent cx="3988005" cy="4502381"/>
@@ -4395,7 +4734,7 @@
                     <pic:cNvPicPr/>
                   </pic:nvPicPr>
                   <pic:blipFill>
-                    <a:blip r:embed="rId27"/>
+                    <a:blip r:embed="rId28"/>
                     <a:stretch>
                       <a:fillRect/>
                     </a:stretch>
@@ -4469,23 +4808,13 @@
       </w:r>
       <w:r>
         <w:br/>
-        <w:t xml:space="preserve">Client And Account </w:t>
-      </w:r>
-      <w:proofErr w:type="spellStart"/>
-      <w:r>
-        <w:t>AccesS</w:t>
-      </w:r>
-      <w:proofErr w:type="spellEnd"/>
-      <w:r>
-        <w:t>:</w:t>
-      </w:r>
-      <w:r>
-        <w:br/>
-      </w:r>
-      <w:r>
-        <w:br/>
-      </w:r>
-      <w:r>
+        <w:t>Client And Account AccesS:</w:t>
+      </w:r>
+      <w:r>
+        <w:br/>
+      </w:r>
+      <w:r>
+        <w:br/>
         <w:t>The Client and Account Access component allows Security Stewards to define the client and account data a user is authorized to access within the firm. Access can be assigned at either the firm level or through a specific set of RR/IA Codes, enabling firms to align data visibility with a user's business responsibilities.</w:t>
       </w:r>
     </w:p>
@@ -4517,13 +4846,8 @@
       </w:r>
     </w:p>
     <w:p>
-      <w:proofErr w:type="gramStart"/>
-      <w:r>
-        <w:t>Applies</w:t>
-      </w:r>
-      <w:proofErr w:type="gramEnd"/>
-      <w:r>
-        <w:t xml:space="preserve"> access across all RR/IA Codes associated with the firm.</w:t>
+      <w:r>
+        <w:t>Applies access across all RR/IA Codes associated with the firm.</w:t>
       </w:r>
     </w:p>
     <w:p>
@@ -4538,15 +4862,7 @@
     </w:p>
     <w:p>
       <w:r>
-        <w:t xml:space="preserve">When </w:t>
-      </w:r>
-      <w:proofErr w:type="gramStart"/>
-      <w:r>
-        <w:t>deselected</w:t>
-      </w:r>
-      <w:proofErr w:type="gramEnd"/>
-      <w:r>
-        <w:t>:</w:t>
+        <w:t>When deselected:</w:t>
       </w:r>
     </w:p>
     <w:p>
@@ -4578,13 +4894,8 @@
     <w:p/>
     <w:p>
       <w:r>
-        <w:t xml:space="preserve">Supported </w:t>
-      </w:r>
-      <w:proofErr w:type="spellStart"/>
-      <w:r>
-        <w:t>Behaviours</w:t>
-      </w:r>
-      <w:proofErr w:type="spellEnd"/>
+        <w:t>Supported Behaviours</w:t>
+      </w:r>
     </w:p>
     <w:p>
       <w:r>
@@ -4751,6 +5062,9 @@
         <w:br/>
       </w:r>
       <w:r>
+        <w:rPr>
+          <w:noProof/>
+        </w:rPr>
         <w:drawing>
           <wp:inline distT="0" distB="0" distL="0" distR="0" wp14:anchorId="55FC3B5D" wp14:editId="487E552C">
             <wp:extent cx="5229225" cy="2381250"/>
@@ -4767,7 +5081,7 @@
                     <pic:cNvPicPr/>
                   </pic:nvPicPr>
                   <pic:blipFill>
-                    <a:blip r:embed="rId28"/>
+                    <a:blip r:embed="rId29"/>
                     <a:stretch>
                       <a:fillRect/>
                     </a:stretch>
@@ -5076,6 +5390,9 @@
         <w:br/>
       </w:r>
       <w:r>
+        <w:rPr>
+          <w:noProof/>
+        </w:rPr>
         <w:drawing>
           <wp:inline distT="0" distB="0" distL="0" distR="0" wp14:anchorId="5A99A42C" wp14:editId="533C1E53">
             <wp:extent cx="4159464" cy="5054860"/>
@@ -5092,7 +5409,7 @@
                     <pic:cNvPicPr/>
                   </pic:nvPicPr>
                   <pic:blipFill>
-                    <a:blip r:embed="rId29"/>
+                    <a:blip r:embed="rId30"/>
                     <a:stretch>
                       <a:fillRect/>
                     </a:stretch>
@@ -5405,31 +5722,16 @@
       </w:r>
       <w:r>
         <w:br/>
-        <w:t xml:space="preserve">Request ID → 340 </w:t>
-      </w:r>
-      <w:proofErr w:type="spellStart"/>
-      <w:r>
-        <w:t>px</w:t>
-      </w:r>
-      <w:proofErr w:type="spellEnd"/>
-      <w:r>
-        <w:br/>
-        <w:t xml:space="preserve">Status → 140 </w:t>
-      </w:r>
-      <w:proofErr w:type="spellStart"/>
-      <w:r>
-        <w:t>px</w:t>
-      </w:r>
-      <w:proofErr w:type="spellEnd"/>
-      <w:r>
-        <w:br/>
-        <w:t xml:space="preserve">Type → 140 </w:t>
-      </w:r>
-      <w:proofErr w:type="spellStart"/>
-      <w:r>
-        <w:t>px</w:t>
-      </w:r>
-      <w:proofErr w:type="spellEnd"/>
+        <w:t>Request ID → 340 px</w:t>
+      </w:r>
+      <w:r>
+        <w:br/>
+        <w:t>Status → 140 px</w:t>
+      </w:r>
+      <w:r>
+        <w:br/>
+        <w:t>Type → 140 px</w:t>
+      </w:r>
       <w:r>
         <w:br/>
         <w:t>Firm → Scale ( Flex 1 )</w:t>
@@ -5440,22 +5742,12 @@
       </w:r>
       <w:r>
         <w:br/>
-        <w:t xml:space="preserve">Submitted → 600 </w:t>
-      </w:r>
-      <w:proofErr w:type="spellStart"/>
-      <w:r>
-        <w:t>px</w:t>
-      </w:r>
-      <w:proofErr w:type="spellEnd"/>
-      <w:r>
-        <w:br/>
-        <w:t xml:space="preserve">Last Modified → 340 </w:t>
-      </w:r>
-      <w:proofErr w:type="spellStart"/>
-      <w:r>
-        <w:t>px</w:t>
-      </w:r>
-      <w:proofErr w:type="spellEnd"/>
+        <w:t>Submitted → 600 px</w:t>
+      </w:r>
+      <w:r>
+        <w:br/>
+        <w:t>Last Modified → 340 px</w:t>
+      </w:r>
       <w:r>
         <w:br/>
       </w:r>
@@ -5470,6 +5762,9 @@
         <w:br/>
       </w:r>
       <w:r>
+        <w:rPr>
+          <w:noProof/>
+        </w:rPr>
         <w:drawing>
           <wp:inline distT="0" distB="0" distL="0" distR="0" wp14:anchorId="6742FE50" wp14:editId="102322F9">
             <wp:extent cx="6705945" cy="2406774"/>
@@ -5486,7 +5781,7 @@
                     <pic:cNvPicPr/>
                   </pic:nvPicPr>
                   <pic:blipFill>
-                    <a:blip r:embed="rId30"/>
+                    <a:blip r:embed="rId31"/>
                     <a:stretch>
                       <a:fillRect/>
                     </a:stretch>
@@ -5547,6 +5842,9 @@
         <w:br/>
       </w:r>
       <w:r>
+        <w:rPr>
+          <w:noProof/>
+        </w:rPr>
         <w:drawing>
           <wp:inline distT="0" distB="0" distL="0" distR="0" wp14:anchorId="27598E0E" wp14:editId="31AB83FB">
             <wp:extent cx="3829247" cy="4483330"/>
@@ -5563,7 +5861,7 @@
                     <pic:cNvPicPr/>
                   </pic:nvPicPr>
                   <pic:blipFill>
-                    <a:blip r:embed="rId31"/>
+                    <a:blip r:embed="rId32"/>
                     <a:stretch>
                       <a:fillRect/>
                     </a:stretch>
@@ -5938,6 +6236,9 @@
         <w:br/>
       </w:r>
       <w:r>
+        <w:rPr>
+          <w:noProof/>
+        </w:rPr>
         <w:drawing>
           <wp:inline distT="0" distB="0" distL="0" distR="0" wp14:anchorId="094084C6" wp14:editId="0B325D13">
             <wp:extent cx="3848298" cy="3988005"/>
@@ -5954,7 +6255,7 @@
                     <pic:cNvPicPr/>
                   </pic:nvPicPr>
                   <pic:blipFill>
-                    <a:blip r:embed="rId32"/>
+                    <a:blip r:embed="rId33"/>
                     <a:stretch>
                       <a:fillRect/>
                     </a:stretch>
@@ -6339,8 +6640,6 @@
       </w:r>
       <w:r>
         <w:br/>
-      </w:r>
-      <w:r>
         <w:t xml:space="preserve">Per System Instructions </w:t>
       </w:r>
     </w:p>
@@ -6351,21 +6650,8 @@
     </w:p>
     <w:p>
       <w:r>
-        <w:t xml:space="preserve">Get the users current assignments per system </w:t>
-      </w:r>
-      <w:proofErr w:type="gramStart"/>
-      <w:r>
-        <w:t>( new</w:t>
-      </w:r>
-      <w:proofErr w:type="gramEnd"/>
-      <w:r>
-        <w:t xml:space="preserve"> user has </w:t>
-      </w:r>
-      <w:proofErr w:type="gramStart"/>
-      <w:r>
-        <w:t>none )</w:t>
-      </w:r>
-      <w:proofErr w:type="gramEnd"/>
+        <w:t>Get the users current assignments per system ( new user has none )</w:t>
+      </w:r>
     </w:p>
     <w:p>
       <w:r>
@@ -6379,13 +6665,8 @@
     </w:p>
     <w:p>
       <w:r>
-        <w:t xml:space="preserve">Compare current and requested system </w:t>
-      </w:r>
-      <w:proofErr w:type="gramStart"/>
-      <w:r>
-        <w:t>assignment</w:t>
-      </w:r>
-      <w:proofErr w:type="gramEnd"/>
+        <w:t>Compare current and requested system assignment</w:t>
+      </w:r>
     </w:p>
     <w:p>
       <w:r>
@@ -6414,38 +6695,17 @@
     </w:p>
     <w:p>
       <w:r>
-        <w:t xml:space="preserve">Is this current firm </w:t>
-      </w:r>
-      <w:proofErr w:type="gramStart"/>
-      <w:r>
-        <w:t>setup</w:t>
-      </w:r>
-      <w:proofErr w:type="gramEnd"/>
-      <w:r>
-        <w:t xml:space="preserve"> as an external IDP/SSO</w:t>
-      </w:r>
-    </w:p>
-    <w:p>
-      <w:r>
-        <w:t xml:space="preserve">Yes → Create </w:t>
-      </w:r>
-      <w:proofErr w:type="gramStart"/>
-      <w:r>
-        <w:t>users  and</w:t>
-      </w:r>
-      <w:proofErr w:type="gramEnd"/>
-      <w:r>
-        <w:t xml:space="preserve"> DO NOT share credentials, link account if needed</w:t>
-      </w:r>
-    </w:p>
-    <w:p>
-      <w:proofErr w:type="gramStart"/>
-      <w:r>
-        <w:t>No  →</w:t>
-      </w:r>
-      <w:proofErr w:type="gramEnd"/>
-      <w:r>
-        <w:t xml:space="preserve"> Create user and share credentials</w:t>
+        <w:t>Is this current firm setup as an external IDP/SSO</w:t>
+      </w:r>
+    </w:p>
+    <w:p>
+      <w:r>
+        <w:t>Yes → Create users  and DO NOT share credentials, link account if needed</w:t>
+      </w:r>
+    </w:p>
+    <w:p>
+      <w:r>
+        <w:t>No  → Create user and share credentials</w:t>
       </w:r>
     </w:p>
     <w:p>
@@ -6531,15 +6791,7 @@
       </w:r>
       <w:r>
         <w:br/>
-        <w:t xml:space="preserve">Security </w:t>
-      </w:r>
-      <w:proofErr w:type="spellStart"/>
-      <w:r>
-        <w:t>IconIndicates</w:t>
-      </w:r>
-      <w:proofErr w:type="spellEnd"/>
-      <w:r>
-        <w:t xml:space="preserve"> that the information entered is considered sensitive and is subject to secure handling procedures.</w:t>
+        <w:t>Security IconIndicates that the information entered is considered sensitive and is subject to secure handling procedures.</w:t>
       </w:r>
       <w:r>
         <w:br/>
@@ -6680,6 +6932,9 @@
         <w:br/>
       </w:r>
       <w:r>
+        <w:rPr>
+          <w:noProof/>
+        </w:rPr>
         <w:drawing>
           <wp:inline distT="0" distB="0" distL="0" distR="0" wp14:anchorId="408487D1" wp14:editId="375B315F">
             <wp:extent cx="9188922" cy="1847945"/>
@@ -6696,7 +6951,7 @@
                     <pic:cNvPicPr/>
                   </pic:nvPicPr>
                   <pic:blipFill>
-                    <a:blip r:embed="rId33"/>
+                    <a:blip r:embed="rId34"/>
                     <a:stretch>
                       <a:fillRect/>
                     </a:stretch>
@@ -6850,6 +7105,619 @@
     </w:sectPr>
   </w:body>
 </w:document>
+</file>
+
+<file path=word/numbering.xml><?xml version="1.0" encoding="utf-8"?>
+<w:numbering xmlns:wpc="http://schemas.microsoft.com/office/word/2010/wordprocessingCanvas" xmlns:cx="http://schemas.microsoft.com/office/drawing/2014/chartex" xmlns:cx1="http://schemas.microsoft.com/office/drawing/2015/9/8/chartex" xmlns:cx2="http://schemas.microsoft.com/office/drawing/2015/10/21/chartex" xmlns:cx3="http://schemas.microsoft.com/office/drawing/2016/5/9/chartex" xmlns:cx4="http://schemas.microsoft.com/office/drawing/2016/5/10/chartex" xmlns:cx5="http://schemas.microsoft.com/office/drawing/2016/5/11/chartex" xmlns:cx6="http://schemas.microsoft.com/office/drawing/2016/5/12/chartex" xmlns:cx7="http://schemas.microsoft.com/office/drawing/2016/5/13/chartex" xmlns:cx8="http://schemas.microsoft.com/office/drawing/2016/5/14/chartex" xmlns:mc="http://schemas.openxmlformats.org/markup-compatibility/2006" xmlns:aink="http://schemas.microsoft.com/office/drawing/2016/ink" xmlns:am3d="http://schemas.microsoft.com/office/drawing/2017/model3d" xmlns:o="urn:schemas-microsoft-com:office:office" xmlns:oel="http://schemas.microsoft.com/office/2019/extlst" xmlns:r="http://schemas.openxmlformats.org/officeDocument/2006/relationships" xmlns:m="http://schemas.openxmlformats.org/officeDocument/2006/math" xmlns:v="urn:schemas-microsoft-com:vml" xmlns:wp14="http://schemas.microsoft.com/office/word/2010/wordprocessingDrawing" xmlns:wp="http://schemas.openxmlformats.org/drawingml/2006/wordprocessingDrawing" xmlns:w10="urn:schemas-microsoft-com:office:word" xmlns:w="http://schemas.openxmlformats.org/wordprocessingml/2006/main" xmlns:w14="http://schemas.microsoft.com/office/word/2010/wordml" xmlns:w15="http://schemas.microsoft.com/office/word/2012/wordml" xmlns:w16cex="http://schemas.microsoft.com/office/word/2018/wordml/cex" xmlns:w16cid="http://schemas.microsoft.com/office/word/2016/wordml/cid" xmlns:w16="http://schemas.microsoft.com/office/word/2018/wordml" xmlns:w16du="http://schemas.microsoft.com/office/word/2023/wordml/word16du" xmlns:w16sdtdh="http://schemas.microsoft.com/office/word/2020/wordml/sdtdatahash" xmlns:w16sdtfl="http://schemas.microsoft.com/office/word/2024/wordml/sdtformatlock" xmlns:w16se="http://schemas.microsoft.com/office/word/2015/wordml/symex" xmlns:wpg="http://schemas.microsoft.com/office/word/2010/wordprocessingGroup" xmlns:wpi="http://schemas.microsoft.com/office/word/2010/wordprocessingInk" xmlns:wne="http://schemas.microsoft.com/office/word/2006/wordml" xmlns:wps="http://schemas.microsoft.com/office/word/2010/wordprocessingShape" mc:Ignorable="w14 w15 w16se w16cid w16 w16cex w16sdtdh w16sdtfl w16du wp14">
+  <w:abstractNum w:abstractNumId="0" w15:restartNumberingAfterBreak="0">
+    <w:nsid w:val="0EB035D6"/>
+    <w:multiLevelType w:val="multilevel"/>
+    <w:tmpl w:val="3AF8A450"/>
+    <w:lvl w:ilvl="0">
+      <w:start w:val="1"/>
+      <w:numFmt w:val="bullet"/>
+      <w:lvlText w:val=""/>
+      <w:lvlJc w:val="left"/>
+      <w:pPr>
+        <w:tabs>
+          <w:tab w:val="num" w:pos="720"/>
+        </w:tabs>
+        <w:ind w:left="720" w:hanging="360"/>
+      </w:pPr>
+      <w:rPr>
+        <w:rFonts w:ascii="Symbol" w:hAnsi="Symbol" w:hint="default"/>
+        <w:sz w:val="20"/>
+      </w:rPr>
+    </w:lvl>
+    <w:lvl w:ilvl="1" w:tentative="1">
+      <w:start w:val="1"/>
+      <w:numFmt w:val="bullet"/>
+      <w:lvlText w:val="o"/>
+      <w:lvlJc w:val="left"/>
+      <w:pPr>
+        <w:tabs>
+          <w:tab w:val="num" w:pos="1440"/>
+        </w:tabs>
+        <w:ind w:left="1440" w:hanging="360"/>
+      </w:pPr>
+      <w:rPr>
+        <w:rFonts w:ascii="Courier New" w:hAnsi="Courier New" w:hint="default"/>
+        <w:sz w:val="20"/>
+      </w:rPr>
+    </w:lvl>
+    <w:lvl w:ilvl="2" w:tentative="1">
+      <w:start w:val="1"/>
+      <w:numFmt w:val="bullet"/>
+      <w:lvlText w:val=""/>
+      <w:lvlJc w:val="left"/>
+      <w:pPr>
+        <w:tabs>
+          <w:tab w:val="num" w:pos="2160"/>
+        </w:tabs>
+        <w:ind w:left="2160" w:hanging="360"/>
+      </w:pPr>
+      <w:rPr>
+        <w:rFonts w:ascii="Wingdings" w:hAnsi="Wingdings" w:hint="default"/>
+        <w:sz w:val="20"/>
+      </w:rPr>
+    </w:lvl>
+    <w:lvl w:ilvl="3" w:tentative="1">
+      <w:start w:val="1"/>
+      <w:numFmt w:val="bullet"/>
+      <w:lvlText w:val=""/>
+      <w:lvlJc w:val="left"/>
+      <w:pPr>
+        <w:tabs>
+          <w:tab w:val="num" w:pos="2880"/>
+        </w:tabs>
+        <w:ind w:left="2880" w:hanging="360"/>
+      </w:pPr>
+      <w:rPr>
+        <w:rFonts w:ascii="Wingdings" w:hAnsi="Wingdings" w:hint="default"/>
+        <w:sz w:val="20"/>
+      </w:rPr>
+    </w:lvl>
+    <w:lvl w:ilvl="4" w:tentative="1">
+      <w:start w:val="1"/>
+      <w:numFmt w:val="bullet"/>
+      <w:lvlText w:val=""/>
+      <w:lvlJc w:val="left"/>
+      <w:pPr>
+        <w:tabs>
+          <w:tab w:val="num" w:pos="3600"/>
+        </w:tabs>
+        <w:ind w:left="3600" w:hanging="360"/>
+      </w:pPr>
+      <w:rPr>
+        <w:rFonts w:ascii="Wingdings" w:hAnsi="Wingdings" w:hint="default"/>
+        <w:sz w:val="20"/>
+      </w:rPr>
+    </w:lvl>
+    <w:lvl w:ilvl="5" w:tentative="1">
+      <w:start w:val="1"/>
+      <w:numFmt w:val="bullet"/>
+      <w:lvlText w:val=""/>
+      <w:lvlJc w:val="left"/>
+      <w:pPr>
+        <w:tabs>
+          <w:tab w:val="num" w:pos="4320"/>
+        </w:tabs>
+        <w:ind w:left="4320" w:hanging="360"/>
+      </w:pPr>
+      <w:rPr>
+        <w:rFonts w:ascii="Wingdings" w:hAnsi="Wingdings" w:hint="default"/>
+        <w:sz w:val="20"/>
+      </w:rPr>
+    </w:lvl>
+    <w:lvl w:ilvl="6" w:tentative="1">
+      <w:start w:val="1"/>
+      <w:numFmt w:val="bullet"/>
+      <w:lvlText w:val=""/>
+      <w:lvlJc w:val="left"/>
+      <w:pPr>
+        <w:tabs>
+          <w:tab w:val="num" w:pos="5040"/>
+        </w:tabs>
+        <w:ind w:left="5040" w:hanging="360"/>
+      </w:pPr>
+      <w:rPr>
+        <w:rFonts w:ascii="Wingdings" w:hAnsi="Wingdings" w:hint="default"/>
+        <w:sz w:val="20"/>
+      </w:rPr>
+    </w:lvl>
+    <w:lvl w:ilvl="7" w:tentative="1">
+      <w:start w:val="1"/>
+      <w:numFmt w:val="bullet"/>
+      <w:lvlText w:val=""/>
+      <w:lvlJc w:val="left"/>
+      <w:pPr>
+        <w:tabs>
+          <w:tab w:val="num" w:pos="5760"/>
+        </w:tabs>
+        <w:ind w:left="5760" w:hanging="360"/>
+      </w:pPr>
+      <w:rPr>
+        <w:rFonts w:ascii="Wingdings" w:hAnsi="Wingdings" w:hint="default"/>
+        <w:sz w:val="20"/>
+      </w:rPr>
+    </w:lvl>
+    <w:lvl w:ilvl="8" w:tentative="1">
+      <w:start w:val="1"/>
+      <w:numFmt w:val="bullet"/>
+      <w:lvlText w:val=""/>
+      <w:lvlJc w:val="left"/>
+      <w:pPr>
+        <w:tabs>
+          <w:tab w:val="num" w:pos="6480"/>
+        </w:tabs>
+        <w:ind w:left="6480" w:hanging="360"/>
+      </w:pPr>
+      <w:rPr>
+        <w:rFonts w:ascii="Wingdings" w:hAnsi="Wingdings" w:hint="default"/>
+        <w:sz w:val="20"/>
+      </w:rPr>
+    </w:lvl>
+  </w:abstractNum>
+  <w:abstractNum w:abstractNumId="1" w15:restartNumberingAfterBreak="0">
+    <w:nsid w:val="1F036B0C"/>
+    <w:multiLevelType w:val="multilevel"/>
+    <w:tmpl w:val="E9D41A72"/>
+    <w:lvl w:ilvl="0">
+      <w:start w:val="1"/>
+      <w:numFmt w:val="bullet"/>
+      <w:lvlText w:val=""/>
+      <w:lvlJc w:val="left"/>
+      <w:pPr>
+        <w:tabs>
+          <w:tab w:val="num" w:pos="720"/>
+        </w:tabs>
+        <w:ind w:left="720" w:hanging="360"/>
+      </w:pPr>
+      <w:rPr>
+        <w:rFonts w:ascii="Symbol" w:hAnsi="Symbol" w:hint="default"/>
+        <w:sz w:val="20"/>
+      </w:rPr>
+    </w:lvl>
+    <w:lvl w:ilvl="1" w:tentative="1">
+      <w:start w:val="1"/>
+      <w:numFmt w:val="bullet"/>
+      <w:lvlText w:val="o"/>
+      <w:lvlJc w:val="left"/>
+      <w:pPr>
+        <w:tabs>
+          <w:tab w:val="num" w:pos="1440"/>
+        </w:tabs>
+        <w:ind w:left="1440" w:hanging="360"/>
+      </w:pPr>
+      <w:rPr>
+        <w:rFonts w:ascii="Courier New" w:hAnsi="Courier New" w:hint="default"/>
+        <w:sz w:val="20"/>
+      </w:rPr>
+    </w:lvl>
+    <w:lvl w:ilvl="2" w:tentative="1">
+      <w:start w:val="1"/>
+      <w:numFmt w:val="bullet"/>
+      <w:lvlText w:val=""/>
+      <w:lvlJc w:val="left"/>
+      <w:pPr>
+        <w:tabs>
+          <w:tab w:val="num" w:pos="2160"/>
+        </w:tabs>
+        <w:ind w:left="2160" w:hanging="360"/>
+      </w:pPr>
+      <w:rPr>
+        <w:rFonts w:ascii="Wingdings" w:hAnsi="Wingdings" w:hint="default"/>
+        <w:sz w:val="20"/>
+      </w:rPr>
+    </w:lvl>
+    <w:lvl w:ilvl="3" w:tentative="1">
+      <w:start w:val="1"/>
+      <w:numFmt w:val="bullet"/>
+      <w:lvlText w:val=""/>
+      <w:lvlJc w:val="left"/>
+      <w:pPr>
+        <w:tabs>
+          <w:tab w:val="num" w:pos="2880"/>
+        </w:tabs>
+        <w:ind w:left="2880" w:hanging="360"/>
+      </w:pPr>
+      <w:rPr>
+        <w:rFonts w:ascii="Wingdings" w:hAnsi="Wingdings" w:hint="default"/>
+        <w:sz w:val="20"/>
+      </w:rPr>
+    </w:lvl>
+    <w:lvl w:ilvl="4" w:tentative="1">
+      <w:start w:val="1"/>
+      <w:numFmt w:val="bullet"/>
+      <w:lvlText w:val=""/>
+      <w:lvlJc w:val="left"/>
+      <w:pPr>
+        <w:tabs>
+          <w:tab w:val="num" w:pos="3600"/>
+        </w:tabs>
+        <w:ind w:left="3600" w:hanging="360"/>
+      </w:pPr>
+      <w:rPr>
+        <w:rFonts w:ascii="Wingdings" w:hAnsi="Wingdings" w:hint="default"/>
+        <w:sz w:val="20"/>
+      </w:rPr>
+    </w:lvl>
+    <w:lvl w:ilvl="5" w:tentative="1">
+      <w:start w:val="1"/>
+      <w:numFmt w:val="bullet"/>
+      <w:lvlText w:val=""/>
+      <w:lvlJc w:val="left"/>
+      <w:pPr>
+        <w:tabs>
+          <w:tab w:val="num" w:pos="4320"/>
+        </w:tabs>
+        <w:ind w:left="4320" w:hanging="360"/>
+      </w:pPr>
+      <w:rPr>
+        <w:rFonts w:ascii="Wingdings" w:hAnsi="Wingdings" w:hint="default"/>
+        <w:sz w:val="20"/>
+      </w:rPr>
+    </w:lvl>
+    <w:lvl w:ilvl="6" w:tentative="1">
+      <w:start w:val="1"/>
+      <w:numFmt w:val="bullet"/>
+      <w:lvlText w:val=""/>
+      <w:lvlJc w:val="left"/>
+      <w:pPr>
+        <w:tabs>
+          <w:tab w:val="num" w:pos="5040"/>
+        </w:tabs>
+        <w:ind w:left="5040" w:hanging="360"/>
+      </w:pPr>
+      <w:rPr>
+        <w:rFonts w:ascii="Wingdings" w:hAnsi="Wingdings" w:hint="default"/>
+        <w:sz w:val="20"/>
+      </w:rPr>
+    </w:lvl>
+    <w:lvl w:ilvl="7" w:tentative="1">
+      <w:start w:val="1"/>
+      <w:numFmt w:val="bullet"/>
+      <w:lvlText w:val=""/>
+      <w:lvlJc w:val="left"/>
+      <w:pPr>
+        <w:tabs>
+          <w:tab w:val="num" w:pos="5760"/>
+        </w:tabs>
+        <w:ind w:left="5760" w:hanging="360"/>
+      </w:pPr>
+      <w:rPr>
+        <w:rFonts w:ascii="Wingdings" w:hAnsi="Wingdings" w:hint="default"/>
+        <w:sz w:val="20"/>
+      </w:rPr>
+    </w:lvl>
+    <w:lvl w:ilvl="8" w:tentative="1">
+      <w:start w:val="1"/>
+      <w:numFmt w:val="bullet"/>
+      <w:lvlText w:val=""/>
+      <w:lvlJc w:val="left"/>
+      <w:pPr>
+        <w:tabs>
+          <w:tab w:val="num" w:pos="6480"/>
+        </w:tabs>
+        <w:ind w:left="6480" w:hanging="360"/>
+      </w:pPr>
+      <w:rPr>
+        <w:rFonts w:ascii="Wingdings" w:hAnsi="Wingdings" w:hint="default"/>
+        <w:sz w:val="20"/>
+      </w:rPr>
+    </w:lvl>
+  </w:abstractNum>
+  <w:abstractNum w:abstractNumId="2" w15:restartNumberingAfterBreak="0">
+    <w:nsid w:val="47E856EA"/>
+    <w:multiLevelType w:val="multilevel"/>
+    <w:tmpl w:val="1CCE62EE"/>
+    <w:lvl w:ilvl="0">
+      <w:start w:val="1"/>
+      <w:numFmt w:val="bullet"/>
+      <w:lvlText w:val=""/>
+      <w:lvlJc w:val="left"/>
+      <w:pPr>
+        <w:tabs>
+          <w:tab w:val="num" w:pos="720"/>
+        </w:tabs>
+        <w:ind w:left="720" w:hanging="360"/>
+      </w:pPr>
+      <w:rPr>
+        <w:rFonts w:ascii="Symbol" w:hAnsi="Symbol" w:hint="default"/>
+        <w:sz w:val="20"/>
+      </w:rPr>
+    </w:lvl>
+    <w:lvl w:ilvl="1" w:tentative="1">
+      <w:start w:val="1"/>
+      <w:numFmt w:val="bullet"/>
+      <w:lvlText w:val="o"/>
+      <w:lvlJc w:val="left"/>
+      <w:pPr>
+        <w:tabs>
+          <w:tab w:val="num" w:pos="1440"/>
+        </w:tabs>
+        <w:ind w:left="1440" w:hanging="360"/>
+      </w:pPr>
+      <w:rPr>
+        <w:rFonts w:ascii="Courier New" w:hAnsi="Courier New" w:hint="default"/>
+        <w:sz w:val="20"/>
+      </w:rPr>
+    </w:lvl>
+    <w:lvl w:ilvl="2" w:tentative="1">
+      <w:start w:val="1"/>
+      <w:numFmt w:val="bullet"/>
+      <w:lvlText w:val=""/>
+      <w:lvlJc w:val="left"/>
+      <w:pPr>
+        <w:tabs>
+          <w:tab w:val="num" w:pos="2160"/>
+        </w:tabs>
+        <w:ind w:left="2160" w:hanging="360"/>
+      </w:pPr>
+      <w:rPr>
+        <w:rFonts w:ascii="Wingdings" w:hAnsi="Wingdings" w:hint="default"/>
+        <w:sz w:val="20"/>
+      </w:rPr>
+    </w:lvl>
+    <w:lvl w:ilvl="3" w:tentative="1">
+      <w:start w:val="1"/>
+      <w:numFmt w:val="bullet"/>
+      <w:lvlText w:val=""/>
+      <w:lvlJc w:val="left"/>
+      <w:pPr>
+        <w:tabs>
+          <w:tab w:val="num" w:pos="2880"/>
+        </w:tabs>
+        <w:ind w:left="2880" w:hanging="360"/>
+      </w:pPr>
+      <w:rPr>
+        <w:rFonts w:ascii="Wingdings" w:hAnsi="Wingdings" w:hint="default"/>
+        <w:sz w:val="20"/>
+      </w:rPr>
+    </w:lvl>
+    <w:lvl w:ilvl="4" w:tentative="1">
+      <w:start w:val="1"/>
+      <w:numFmt w:val="bullet"/>
+      <w:lvlText w:val=""/>
+      <w:lvlJc w:val="left"/>
+      <w:pPr>
+        <w:tabs>
+          <w:tab w:val="num" w:pos="3600"/>
+        </w:tabs>
+        <w:ind w:left="3600" w:hanging="360"/>
+      </w:pPr>
+      <w:rPr>
+        <w:rFonts w:ascii="Wingdings" w:hAnsi="Wingdings" w:hint="default"/>
+        <w:sz w:val="20"/>
+      </w:rPr>
+    </w:lvl>
+    <w:lvl w:ilvl="5" w:tentative="1">
+      <w:start w:val="1"/>
+      <w:numFmt w:val="bullet"/>
+      <w:lvlText w:val=""/>
+      <w:lvlJc w:val="left"/>
+      <w:pPr>
+        <w:tabs>
+          <w:tab w:val="num" w:pos="4320"/>
+        </w:tabs>
+        <w:ind w:left="4320" w:hanging="360"/>
+      </w:pPr>
+      <w:rPr>
+        <w:rFonts w:ascii="Wingdings" w:hAnsi="Wingdings" w:hint="default"/>
+        <w:sz w:val="20"/>
+      </w:rPr>
+    </w:lvl>
+    <w:lvl w:ilvl="6" w:tentative="1">
+      <w:start w:val="1"/>
+      <w:numFmt w:val="bullet"/>
+      <w:lvlText w:val=""/>
+      <w:lvlJc w:val="left"/>
+      <w:pPr>
+        <w:tabs>
+          <w:tab w:val="num" w:pos="5040"/>
+        </w:tabs>
+        <w:ind w:left="5040" w:hanging="360"/>
+      </w:pPr>
+      <w:rPr>
+        <w:rFonts w:ascii="Wingdings" w:hAnsi="Wingdings" w:hint="default"/>
+        <w:sz w:val="20"/>
+      </w:rPr>
+    </w:lvl>
+    <w:lvl w:ilvl="7" w:tentative="1">
+      <w:start w:val="1"/>
+      <w:numFmt w:val="bullet"/>
+      <w:lvlText w:val=""/>
+      <w:lvlJc w:val="left"/>
+      <w:pPr>
+        <w:tabs>
+          <w:tab w:val="num" w:pos="5760"/>
+        </w:tabs>
+        <w:ind w:left="5760" w:hanging="360"/>
+      </w:pPr>
+      <w:rPr>
+        <w:rFonts w:ascii="Wingdings" w:hAnsi="Wingdings" w:hint="default"/>
+        <w:sz w:val="20"/>
+      </w:rPr>
+    </w:lvl>
+    <w:lvl w:ilvl="8" w:tentative="1">
+      <w:start w:val="1"/>
+      <w:numFmt w:val="bullet"/>
+      <w:lvlText w:val=""/>
+      <w:lvlJc w:val="left"/>
+      <w:pPr>
+        <w:tabs>
+          <w:tab w:val="num" w:pos="6480"/>
+        </w:tabs>
+        <w:ind w:left="6480" w:hanging="360"/>
+      </w:pPr>
+      <w:rPr>
+        <w:rFonts w:ascii="Wingdings" w:hAnsi="Wingdings" w:hint="default"/>
+        <w:sz w:val="20"/>
+      </w:rPr>
+    </w:lvl>
+  </w:abstractNum>
+  <w:abstractNum w:abstractNumId="3" w15:restartNumberingAfterBreak="0">
+    <w:nsid w:val="66DC6044"/>
+    <w:multiLevelType w:val="multilevel"/>
+    <w:tmpl w:val="CAA48954"/>
+    <w:lvl w:ilvl="0">
+      <w:start w:val="1"/>
+      <w:numFmt w:val="bullet"/>
+      <w:lvlText w:val=""/>
+      <w:lvlJc w:val="left"/>
+      <w:pPr>
+        <w:tabs>
+          <w:tab w:val="num" w:pos="720"/>
+        </w:tabs>
+        <w:ind w:left="720" w:hanging="360"/>
+      </w:pPr>
+      <w:rPr>
+        <w:rFonts w:ascii="Symbol" w:hAnsi="Symbol" w:hint="default"/>
+        <w:sz w:val="20"/>
+      </w:rPr>
+    </w:lvl>
+    <w:lvl w:ilvl="1" w:tentative="1">
+      <w:start w:val="1"/>
+      <w:numFmt w:val="bullet"/>
+      <w:lvlText w:val="o"/>
+      <w:lvlJc w:val="left"/>
+      <w:pPr>
+        <w:tabs>
+          <w:tab w:val="num" w:pos="1440"/>
+        </w:tabs>
+        <w:ind w:left="1440" w:hanging="360"/>
+      </w:pPr>
+      <w:rPr>
+        <w:rFonts w:ascii="Courier New" w:hAnsi="Courier New" w:hint="default"/>
+        <w:sz w:val="20"/>
+      </w:rPr>
+    </w:lvl>
+    <w:lvl w:ilvl="2" w:tentative="1">
+      <w:start w:val="1"/>
+      <w:numFmt w:val="bullet"/>
+      <w:lvlText w:val=""/>
+      <w:lvlJc w:val="left"/>
+      <w:pPr>
+        <w:tabs>
+          <w:tab w:val="num" w:pos="2160"/>
+        </w:tabs>
+        <w:ind w:left="2160" w:hanging="360"/>
+      </w:pPr>
+      <w:rPr>
+        <w:rFonts w:ascii="Wingdings" w:hAnsi="Wingdings" w:hint="default"/>
+        <w:sz w:val="20"/>
+      </w:rPr>
+    </w:lvl>
+    <w:lvl w:ilvl="3" w:tentative="1">
+      <w:start w:val="1"/>
+      <w:numFmt w:val="bullet"/>
+      <w:lvlText w:val=""/>
+      <w:lvlJc w:val="left"/>
+      <w:pPr>
+        <w:tabs>
+          <w:tab w:val="num" w:pos="2880"/>
+        </w:tabs>
+        <w:ind w:left="2880" w:hanging="360"/>
+      </w:pPr>
+      <w:rPr>
+        <w:rFonts w:ascii="Wingdings" w:hAnsi="Wingdings" w:hint="default"/>
+        <w:sz w:val="20"/>
+      </w:rPr>
+    </w:lvl>
+    <w:lvl w:ilvl="4" w:tentative="1">
+      <w:start w:val="1"/>
+      <w:numFmt w:val="bullet"/>
+      <w:lvlText w:val=""/>
+      <w:lvlJc w:val="left"/>
+      <w:pPr>
+        <w:tabs>
+          <w:tab w:val="num" w:pos="3600"/>
+        </w:tabs>
+        <w:ind w:left="3600" w:hanging="360"/>
+      </w:pPr>
+      <w:rPr>
+        <w:rFonts w:ascii="Wingdings" w:hAnsi="Wingdings" w:hint="default"/>
+        <w:sz w:val="20"/>
+      </w:rPr>
+    </w:lvl>
+    <w:lvl w:ilvl="5" w:tentative="1">
+      <w:start w:val="1"/>
+      <w:numFmt w:val="bullet"/>
+      <w:lvlText w:val=""/>
+      <w:lvlJc w:val="left"/>
+      <w:pPr>
+        <w:tabs>
+          <w:tab w:val="num" w:pos="4320"/>
+        </w:tabs>
+        <w:ind w:left="4320" w:hanging="360"/>
+      </w:pPr>
+      <w:rPr>
+        <w:rFonts w:ascii="Wingdings" w:hAnsi="Wingdings" w:hint="default"/>
+        <w:sz w:val="20"/>
+      </w:rPr>
+    </w:lvl>
+    <w:lvl w:ilvl="6" w:tentative="1">
+      <w:start w:val="1"/>
+      <w:numFmt w:val="bullet"/>
+      <w:lvlText w:val=""/>
+      <w:lvlJc w:val="left"/>
+      <w:pPr>
+        <w:tabs>
+          <w:tab w:val="num" w:pos="5040"/>
+        </w:tabs>
+        <w:ind w:left="5040" w:hanging="360"/>
+      </w:pPr>
+      <w:rPr>
+        <w:rFonts w:ascii="Wingdings" w:hAnsi="Wingdings" w:hint="default"/>
+        <w:sz w:val="20"/>
+      </w:rPr>
+    </w:lvl>
+    <w:lvl w:ilvl="7" w:tentative="1">
+      <w:start w:val="1"/>
+      <w:numFmt w:val="bullet"/>
+      <w:lvlText w:val=""/>
+      <w:lvlJc w:val="left"/>
+      <w:pPr>
+        <w:tabs>
+          <w:tab w:val="num" w:pos="5760"/>
+        </w:tabs>
+        <w:ind w:left="5760" w:hanging="360"/>
+      </w:pPr>
+      <w:rPr>
+        <w:rFonts w:ascii="Wingdings" w:hAnsi="Wingdings" w:hint="default"/>
+        <w:sz w:val="20"/>
+      </w:rPr>
+    </w:lvl>
+    <w:lvl w:ilvl="8" w:tentative="1">
+      <w:start w:val="1"/>
+      <w:numFmt w:val="bullet"/>
+      <w:lvlText w:val=""/>
+      <w:lvlJc w:val="left"/>
+      <w:pPr>
+        <w:tabs>
+          <w:tab w:val="num" w:pos="6480"/>
+        </w:tabs>
+        <w:ind w:left="6480" w:hanging="360"/>
+      </w:pPr>
+      <w:rPr>
+        <w:rFonts w:ascii="Wingdings" w:hAnsi="Wingdings" w:hint="default"/>
+        <w:sz w:val="20"/>
+      </w:rPr>
+    </w:lvl>
+  </w:abstractNum>
+  <w:num w:numId="1" w16cid:durableId="13121551">
+    <w:abstractNumId w:val="1"/>
+  </w:num>
+  <w:num w:numId="2" w16cid:durableId="1712026720">
+    <w:abstractNumId w:val="2"/>
+  </w:num>
+  <w:num w:numId="3" w16cid:durableId="1632204988">
+    <w:abstractNumId w:val="3"/>
+  </w:num>
+  <w:num w:numId="4" w16cid:durableId="124012652">
+    <w:abstractNumId w:val="0"/>
+  </w:num>
+</w:numbering>
 </file>
 
 <file path=word/styles.xml><?xml version="1.0" encoding="utf-8"?>
